--- a/reports/MLOps_Assignment1_Report_updated.docx
+++ b/reports/MLOps_Assignment1_Report_updated.docx
@@ -110,6 +110,22 @@
       </w:r>
       <w:r>
         <w:t>Local Kubernetes (Minikube) behind a LoadBalancer Service via minikube tunnel; see Section 9</w:t>
+      </w:r>
+      <w:r>
+        <w:br/>
+      </w:r>
+      <w:r>
+        <w:rPr>
+          <w:b/>
+          <w:bCs/>
+        </w:rPr>
+        <w:t>Video:</w:t>
+      </w:r>
+      <w:r>
+        <w:t xml:space="preserve"> </w:t>
+      </w:r>
+      <w:r>
+        <w:t>https://github.com/tanmayeebits5858/bits-heart-disease-mlops/blob/671a37fdf24053c6a3cba923a47500cb0c882468/reports/MLOps_Assignment1_2025ae05858_Compressed_2.mp4</w:t>
       </w:r>
     </w:p>
     <w:p>
@@ -511,21 +527,12 @@
             </w:tcMar>
           </w:tcPr>
           <w:p>
-            <w:proofErr w:type="gramStart"/>
-            <w:r>
-              <w:rPr>
-                <w:sz w:val="19"/>
-                <w:szCs w:val="19"/>
-              </w:rPr>
-              <w:t>19 unit</w:t>
-            </w:r>
-            <w:proofErr w:type="gramEnd"/>
-            <w:r>
-              <w:rPr>
-                <w:sz w:val="19"/>
-                <w:szCs w:val="19"/>
-              </w:rPr>
-              <w:t xml:space="preserve"> tests passing; flake8 clean</w:t>
+            <w:r>
+              <w:rPr>
+                <w:sz w:val="19"/>
+                <w:szCs w:val="19"/>
+              </w:rPr>
+              <w:t>19 unit tests passing; flake8 clean</w:t>
             </w:r>
           </w:p>
         </w:tc>
@@ -686,7 +693,6 @@
         <w:t xml:space="preserve">python -m </w:t>
       </w:r>
       <w:proofErr w:type="spellStart"/>
-      <w:proofErr w:type="gramStart"/>
       <w:r>
         <w:rPr>
           <w:rFonts w:ascii="Consolas" w:eastAsia="Consolas" w:hAnsi="Consolas" w:cs="Consolas"/>
@@ -714,42 +720,45 @@
         <w:t>venv</w:t>
       </w:r>
       <w:proofErr w:type="spellEnd"/>
-      <w:proofErr w:type="gramEnd"/>
       <w:r>
         <w:rPr>
           <w:rFonts w:ascii="Consolas" w:eastAsia="Consolas" w:hAnsi="Consolas" w:cs="Consolas"/>
           <w:sz w:val="18"/>
           <w:szCs w:val="18"/>
         </w:rPr>
-        <w:t xml:space="preserve"> &amp;&amp; </w:t>
-      </w:r>
-      <w:proofErr w:type="gramStart"/>
+        <w:t xml:space="preserve"> &amp;&amp; source .</w:t>
+      </w:r>
+      <w:proofErr w:type="spellStart"/>
       <w:r>
         <w:rPr>
           <w:rFonts w:ascii="Consolas" w:eastAsia="Consolas" w:hAnsi="Consolas" w:cs="Consolas"/>
           <w:sz w:val="18"/>
           <w:szCs w:val="18"/>
         </w:rPr>
-        <w:t>source .</w:t>
-      </w:r>
-      <w:proofErr w:type="spellStart"/>
+        <w:t>venv</w:t>
+      </w:r>
+      <w:proofErr w:type="spellEnd"/>
       <w:r>
         <w:rPr>
           <w:rFonts w:ascii="Consolas" w:eastAsia="Consolas" w:hAnsi="Consolas" w:cs="Consolas"/>
           <w:sz w:val="18"/>
           <w:szCs w:val="18"/>
         </w:rPr>
-        <w:t>venv</w:t>
-      </w:r>
-      <w:proofErr w:type="spellEnd"/>
-      <w:proofErr w:type="gramEnd"/>
+        <w:t>/bin/activate</w:t>
+      </w:r>
+    </w:p>
+    <w:p>
+      <w:pPr>
+        <w:shd w:val="clear" w:color="auto" w:fill="F3F3F3"/>
+        <w:spacing w:after="40"/>
+      </w:pPr>
       <w:r>
         <w:rPr>
           <w:rFonts w:ascii="Consolas" w:eastAsia="Consolas" w:hAnsi="Consolas" w:cs="Consolas"/>
           <w:sz w:val="18"/>
           <w:szCs w:val="18"/>
         </w:rPr>
-        <w:t>/bin/activate</w:t>
+        <w:t>pip install -r requirements-dev.txt</w:t>
       </w:r>
     </w:p>
     <w:p>
@@ -763,7 +772,7 @@
           <w:sz w:val="18"/>
           <w:szCs w:val="18"/>
         </w:rPr>
-        <w:t>pip install -r requirements-dev.txt</w:t>
+        <w:t>python scripts/download_data.py</w:t>
       </w:r>
     </w:p>
     <w:p>
@@ -777,166 +786,140 @@
           <w:sz w:val="18"/>
           <w:szCs w:val="18"/>
         </w:rPr>
-        <w:t>python scripts/download_data.py</w:t>
-      </w:r>
-    </w:p>
-    <w:p>
-      <w:pPr>
-        <w:shd w:val="clear" w:color="auto" w:fill="F3F3F3"/>
-        <w:spacing w:after="40"/>
-      </w:pPr>
+        <w:t>export PYTHONPATH=</w:t>
+      </w:r>
+      <w:proofErr w:type="spellStart"/>
       <w:r>
         <w:rPr>
           <w:rFonts w:ascii="Consolas" w:eastAsia="Consolas" w:hAnsi="Consolas" w:cs="Consolas"/>
           <w:sz w:val="18"/>
           <w:szCs w:val="18"/>
         </w:rPr>
-        <w:t>export PYTHONPATH=</w:t>
-      </w:r>
-      <w:proofErr w:type="spellStart"/>
+        <w:t>src</w:t>
+      </w:r>
+      <w:proofErr w:type="spellEnd"/>
+    </w:p>
+    <w:p>
+      <w:pPr>
+        <w:shd w:val="clear" w:color="auto" w:fill="F3F3F3"/>
+        <w:spacing w:after="40"/>
+      </w:pPr>
       <w:r>
         <w:rPr>
           <w:rFonts w:ascii="Consolas" w:eastAsia="Consolas" w:hAnsi="Consolas" w:cs="Consolas"/>
           <w:sz w:val="18"/>
           <w:szCs w:val="18"/>
         </w:rPr>
-        <w:t>src</w:t>
-      </w:r>
-      <w:proofErr w:type="spellEnd"/>
-    </w:p>
-    <w:p>
-      <w:pPr>
-        <w:shd w:val="clear" w:color="auto" w:fill="F3F3F3"/>
-        <w:spacing w:after="40"/>
-      </w:pPr>
+        <w:t xml:space="preserve">python -m </w:t>
+      </w:r>
+      <w:proofErr w:type="spellStart"/>
       <w:r>
         <w:rPr>
           <w:rFonts w:ascii="Consolas" w:eastAsia="Consolas" w:hAnsi="Consolas" w:cs="Consolas"/>
           <w:sz w:val="18"/>
           <w:szCs w:val="18"/>
         </w:rPr>
-        <w:t xml:space="preserve">python -m </w:t>
-      </w:r>
-      <w:proofErr w:type="spellStart"/>
+        <w:t>heartml.eda</w:t>
+      </w:r>
+      <w:proofErr w:type="spellEnd"/>
       <w:r>
         <w:rPr>
           <w:rFonts w:ascii="Consolas" w:eastAsia="Consolas" w:hAnsi="Consolas" w:cs="Consolas"/>
           <w:sz w:val="18"/>
           <w:szCs w:val="18"/>
         </w:rPr>
-        <w:t>heartml.eda</w:t>
-      </w:r>
-      <w:proofErr w:type="spellEnd"/>
+        <w:t xml:space="preserve">        # cleaning and figures</w:t>
+      </w:r>
+    </w:p>
+    <w:p>
+      <w:pPr>
+        <w:shd w:val="clear" w:color="auto" w:fill="F3F3F3"/>
+        <w:spacing w:after="40"/>
+      </w:pPr>
       <w:r>
         <w:rPr>
           <w:rFonts w:ascii="Consolas" w:eastAsia="Consolas" w:hAnsi="Consolas" w:cs="Consolas"/>
           <w:sz w:val="18"/>
           <w:szCs w:val="18"/>
         </w:rPr>
-        <w:t xml:space="preserve">        # cleaning and figures</w:t>
-      </w:r>
-    </w:p>
-    <w:p>
-      <w:pPr>
-        <w:shd w:val="clear" w:color="auto" w:fill="F3F3F3"/>
-        <w:spacing w:after="40"/>
-      </w:pPr>
+        <w:t xml:space="preserve">python -m </w:t>
+      </w:r>
+      <w:proofErr w:type="spellStart"/>
       <w:r>
         <w:rPr>
           <w:rFonts w:ascii="Consolas" w:eastAsia="Consolas" w:hAnsi="Consolas" w:cs="Consolas"/>
           <w:sz w:val="18"/>
           <w:szCs w:val="18"/>
         </w:rPr>
-        <w:t xml:space="preserve">python -m </w:t>
-      </w:r>
-      <w:proofErr w:type="spellStart"/>
-      <w:proofErr w:type="gramStart"/>
+        <w:t>heartml.train</w:t>
+      </w:r>
+      <w:proofErr w:type="spellEnd"/>
       <w:r>
         <w:rPr>
           <w:rFonts w:ascii="Consolas" w:eastAsia="Consolas" w:hAnsi="Consolas" w:cs="Consolas"/>
           <w:sz w:val="18"/>
           <w:szCs w:val="18"/>
         </w:rPr>
-        <w:t>heartml.train</w:t>
-      </w:r>
-      <w:proofErr w:type="spellEnd"/>
-      <w:proofErr w:type="gramEnd"/>
+        <w:t xml:space="preserve">      # tuning, CV, </w:t>
+      </w:r>
+      <w:proofErr w:type="spellStart"/>
       <w:r>
         <w:rPr>
           <w:rFonts w:ascii="Consolas" w:eastAsia="Consolas" w:hAnsi="Consolas" w:cs="Consolas"/>
           <w:sz w:val="18"/>
           <w:szCs w:val="18"/>
         </w:rPr>
-        <w:t xml:space="preserve">      # tuning, CV, </w:t>
-      </w:r>
-      <w:proofErr w:type="spellStart"/>
+        <w:t>MLflow</w:t>
+      </w:r>
+      <w:proofErr w:type="spellEnd"/>
       <w:r>
         <w:rPr>
           <w:rFonts w:ascii="Consolas" w:eastAsia="Consolas" w:hAnsi="Consolas" w:cs="Consolas"/>
           <w:sz w:val="18"/>
           <w:szCs w:val="18"/>
         </w:rPr>
-        <w:t>MLflow</w:t>
-      </w:r>
-      <w:proofErr w:type="spellEnd"/>
+        <w:t xml:space="preserve"> logging, model packaging</w:t>
+      </w:r>
+    </w:p>
+    <w:p>
+      <w:pPr>
+        <w:shd w:val="clear" w:color="auto" w:fill="F3F3F3"/>
+        <w:spacing w:after="40"/>
+      </w:pPr>
+      <w:proofErr w:type="spellStart"/>
       <w:r>
         <w:rPr>
           <w:rFonts w:ascii="Consolas" w:eastAsia="Consolas" w:hAnsi="Consolas" w:cs="Consolas"/>
           <w:sz w:val="18"/>
           <w:szCs w:val="18"/>
         </w:rPr>
-        <w:t xml:space="preserve"> logging, model packaging</w:t>
-      </w:r>
-    </w:p>
-    <w:p>
-      <w:pPr>
-        <w:shd w:val="clear" w:color="auto" w:fill="F3F3F3"/>
-        <w:spacing w:after="40"/>
-      </w:pPr>
-      <w:proofErr w:type="spellStart"/>
-      <w:proofErr w:type="gramStart"/>
+        <w:t>pytest</w:t>
+      </w:r>
+      <w:proofErr w:type="spellEnd"/>
       <w:r>
         <w:rPr>
           <w:rFonts w:ascii="Consolas" w:eastAsia="Consolas" w:hAnsi="Consolas" w:cs="Consolas"/>
           <w:sz w:val="18"/>
           <w:szCs w:val="18"/>
         </w:rPr>
-        <w:t>pytest</w:t>
-      </w:r>
-      <w:proofErr w:type="spellEnd"/>
+        <w:t xml:space="preserve"> -v &amp;&amp; flake8 </w:t>
+      </w:r>
+      <w:proofErr w:type="spellStart"/>
       <w:r>
         <w:rPr>
           <w:rFonts w:ascii="Consolas" w:eastAsia="Consolas" w:hAnsi="Consolas" w:cs="Consolas"/>
           <w:sz w:val="18"/>
           <w:szCs w:val="18"/>
         </w:rPr>
-        <w:t xml:space="preserve"> -v</w:t>
-      </w:r>
-      <w:proofErr w:type="gramEnd"/>
+        <w:t>src</w:t>
+      </w:r>
+      <w:proofErr w:type="spellEnd"/>
       <w:r>
         <w:rPr>
           <w:rFonts w:ascii="Consolas" w:eastAsia="Consolas" w:hAnsi="Consolas" w:cs="Consolas"/>
           <w:sz w:val="18"/>
           <w:szCs w:val="18"/>
         </w:rPr>
-        <w:t xml:space="preserve"> &amp;&amp; flake8 </w:t>
-      </w:r>
-      <w:proofErr w:type="spellStart"/>
-      <w:r>
-        <w:rPr>
-          <w:rFonts w:ascii="Consolas" w:eastAsia="Consolas" w:hAnsi="Consolas" w:cs="Consolas"/>
-          <w:sz w:val="18"/>
-          <w:szCs w:val="18"/>
-        </w:rPr>
-        <w:t>src</w:t>
-      </w:r>
-      <w:proofErr w:type="spellEnd"/>
-      <w:r>
-        <w:rPr>
-          <w:rFonts w:ascii="Consolas" w:eastAsia="Consolas" w:hAnsi="Consolas" w:cs="Consolas"/>
-          <w:sz w:val="18"/>
-          <w:szCs w:val="18"/>
-        </w:rPr>
         <w:t xml:space="preserve"> tests scripts</w:t>
       </w:r>
     </w:p>
@@ -966,6 +949,7 @@
           <w:sz w:val="24"/>
           <w:szCs w:val="24"/>
         </w:rPr>
+        <w:lastRenderedPageBreak/>
         <w:t>3. Data Acquisition and Exploratory Data Analysis</w:t>
       </w:r>
     </w:p>
@@ -1022,11 +1006,7 @@
       </w:r>
       <w:proofErr w:type="spellEnd"/>
       <w:r>
-        <w:t xml:space="preserve">). Categorical features are sex, chest </w:t>
-      </w:r>
-      <w:r>
-        <w:lastRenderedPageBreak/>
-        <w:t>pain type (cp), fasting blood sugar (</w:t>
+        <w:t>). Categorical features are sex, chest pain type (cp), fasting blood sugar (</w:t>
       </w:r>
       <w:proofErr w:type="spellStart"/>
       <w:r>
@@ -1439,29 +1419,7 @@
           <w:sz w:val="18"/>
           <w:szCs w:val="18"/>
         </w:rPr>
-        <w:t xml:space="preserve">Figure 4. Categorical features </w:t>
-      </w:r>
-      <w:proofErr w:type="gramStart"/>
-      <w:r>
-        <w:rPr>
-          <w:i/>
-          <w:iCs/>
-          <w:color w:val="555555"/>
-          <w:sz w:val="18"/>
-          <w:szCs w:val="18"/>
-        </w:rPr>
-        <w:t>by</w:t>
-      </w:r>
-      <w:proofErr w:type="gramEnd"/>
-      <w:r>
-        <w:rPr>
-          <w:i/>
-          <w:iCs/>
-          <w:color w:val="555555"/>
-          <w:sz w:val="18"/>
-          <w:szCs w:val="18"/>
-        </w:rPr>
-        <w:t xml:space="preserve"> class</w:t>
+        <w:t>Figure 4. Categorical features by class</w:t>
       </w:r>
     </w:p>
     <w:p>
@@ -3345,23 +3303,7 @@
                 <w:sz w:val="19"/>
                 <w:szCs w:val="19"/>
               </w:rPr>
-              <w:t xml:space="preserve">CV </w:t>
-            </w:r>
-            <w:proofErr w:type="gramStart"/>
-            <w:r>
-              <w:rPr>
-                <w:sz w:val="19"/>
-                <w:szCs w:val="19"/>
-              </w:rPr>
-              <w:t>mean</w:t>
-            </w:r>
-            <w:proofErr w:type="gramEnd"/>
-            <w:r>
-              <w:rPr>
-                <w:sz w:val="19"/>
-                <w:szCs w:val="19"/>
-              </w:rPr>
-              <w:t xml:space="preserve"> and std for accuracy, precision, recall, F1, ROC-AUC; test accuracy, precision, recall, F1, ROC-AUC</w:t>
+              <w:t>CV mean and std for accuracy, precision, recall, F1, ROC-AUC; test accuracy, precision, recall, F1, ROC-AUC</w:t>
             </w:r>
           </w:p>
         </w:tc>
@@ -4300,15 +4242,7 @@
       </w:r>
       <w:proofErr w:type="spellEnd"/>
       <w:r>
-        <w:t xml:space="preserve"> runs on every push to main and on pull requests. Any failing step stops the </w:t>
-      </w:r>
-      <w:proofErr w:type="gramStart"/>
-      <w:r>
-        <w:t>pipeline</w:t>
-      </w:r>
-      <w:proofErr w:type="gramEnd"/>
-      <w:r>
-        <w:t xml:space="preserve"> and the logs show the failing command.</w:t>
+        <w:t xml:space="preserve"> runs on every push to main and on pull requests. Any failing step stops the pipeline and the logs show the failing command.</w:t>
       </w:r>
     </w:p>
     <w:tbl>
@@ -4863,7 +4797,6 @@
               <w:t xml:space="preserve">python -m </w:t>
             </w:r>
             <w:proofErr w:type="spellStart"/>
-            <w:proofErr w:type="gramStart"/>
             <w:r>
               <w:rPr>
                 <w:sz w:val="19"/>
@@ -4872,7 +4805,6 @@
               <w:t>heartml.train</w:t>
             </w:r>
             <w:proofErr w:type="spellEnd"/>
-            <w:proofErr w:type="gramEnd"/>
             <w:r>
               <w:rPr>
                 <w:sz w:val="19"/>
@@ -5428,18 +5360,8 @@
           <w:sz w:val="18"/>
           <w:szCs w:val="18"/>
         </w:rPr>
-        <w:t>docker build -t heart-api:1.0.</w:t>
-      </w:r>
-      <w:proofErr w:type="gramStart"/>
-      <w:r>
-        <w:rPr>
-          <w:rFonts w:ascii="Consolas" w:eastAsia="Consolas" w:hAnsi="Consolas" w:cs="Consolas"/>
-          <w:sz w:val="18"/>
-          <w:szCs w:val="18"/>
-        </w:rPr>
-        <w:t>0 .</w:t>
-      </w:r>
-      <w:proofErr w:type="gramEnd"/>
+        <w:t>docker build -t heart-api:1.0.0 .</w:t>
+      </w:r>
     </w:p>
     <w:p>
       <w:pPr>
@@ -5834,43 +5756,7 @@
           <w:sz w:val="18"/>
           <w:szCs w:val="18"/>
         </w:rPr>
-        <w:t>POST /</w:t>
-      </w:r>
-      <w:proofErr w:type="gramStart"/>
-      <w:r>
-        <w:rPr>
-          <w:rFonts w:ascii="Consolas" w:eastAsia="Consolas" w:hAnsi="Consolas" w:cs="Consolas"/>
-          <w:sz w:val="18"/>
-          <w:szCs w:val="18"/>
-        </w:rPr>
-        <w:t>predict {"</w:t>
-      </w:r>
-      <w:proofErr w:type="gramEnd"/>
-      <w:r>
-        <w:rPr>
-          <w:rFonts w:ascii="Consolas" w:eastAsia="Consolas" w:hAnsi="Consolas" w:cs="Consolas"/>
-          <w:sz w:val="18"/>
-          <w:szCs w:val="18"/>
-        </w:rPr>
-        <w:t>age":</w:t>
-      </w:r>
-      <w:proofErr w:type="gramStart"/>
-      <w:r>
-        <w:rPr>
-          <w:rFonts w:ascii="Consolas" w:eastAsia="Consolas" w:hAnsi="Consolas" w:cs="Consolas"/>
-          <w:sz w:val="18"/>
-          <w:szCs w:val="18"/>
-        </w:rPr>
-        <w:t>63}   -</w:t>
-      </w:r>
-      <w:proofErr w:type="gramEnd"/>
-      <w:r>
-        <w:rPr>
-          <w:rFonts w:ascii="Consolas" w:eastAsia="Consolas" w:hAnsi="Consolas" w:cs="Consolas"/>
-          <w:sz w:val="18"/>
-          <w:szCs w:val="18"/>
-        </w:rPr>
-        <w:t>&gt;   422 (validation error)</w:t>
+        <w:t>POST /predict {"age":63}   -&gt;   422 (validation error)</w:t>
       </w:r>
     </w:p>
     <w:p>
@@ -6003,15 +5889,7 @@
         <w:spacing w:after="120"/>
       </w:pPr>
       <w:r>
-        <w:t xml:space="preserve">Kubernetes manifests in k8s/ </w:t>
-      </w:r>
-      <w:proofErr w:type="gramStart"/>
-      <w:r>
-        <w:t>deploy</w:t>
-      </w:r>
-      <w:proofErr w:type="gramEnd"/>
-      <w:r>
-        <w:t xml:space="preserve"> two replicas with readiness and liveness probes on /health, resource requests and limits, and Prometheus scrape annotations. A Service of type </w:t>
+        <w:t xml:space="preserve">Kubernetes manifests in k8s/ deploy two replicas with readiness and liveness probes on /health, resource requests and limits, and Prometheus scrape annotations. A Service of type </w:t>
       </w:r>
       <w:proofErr w:type="spellStart"/>
       <w:r>
@@ -6022,12 +5900,10 @@
         <w:t xml:space="preserve"> exposes port 80 to container port 8000. An optional Ingress routes heart-</w:t>
       </w:r>
       <w:proofErr w:type="spellStart"/>
-      <w:proofErr w:type="gramStart"/>
       <w:r>
         <w:t>api.local</w:t>
       </w:r>
       <w:proofErr w:type="spellEnd"/>
-      <w:proofErr w:type="gramEnd"/>
       <w:r>
         <w:t xml:space="preserve"> through the NGINX ingress controller.</w:t>
       </w:r>
@@ -6250,17 +6126,8 @@
                 <w:sz w:val="19"/>
                 <w:szCs w:val="19"/>
               </w:rPr>
-              <w:t xml:space="preserve"> docker-env) &amp;&amp; docker build -t heart-api:1.0.</w:t>
-            </w:r>
-            <w:proofErr w:type="gramStart"/>
-            <w:r>
-              <w:rPr>
-                <w:sz w:val="19"/>
-                <w:szCs w:val="19"/>
-              </w:rPr>
-              <w:t>0 .</w:t>
-            </w:r>
-            <w:proofErr w:type="gramEnd"/>
+              <w:t xml:space="preserve"> docker-env) &amp;&amp; docker build -t heart-api:1.0.0 .</w:t>
+            </w:r>
           </w:p>
         </w:tc>
       </w:tr>
@@ -6441,23 +6308,7 @@
                 <w:sz w:val="19"/>
                 <w:szCs w:val="19"/>
               </w:rPr>
-              <w:t xml:space="preserve"> </w:t>
-            </w:r>
-            <w:proofErr w:type="gramStart"/>
-            <w:r>
-              <w:rPr>
-                <w:sz w:val="19"/>
-                <w:szCs w:val="19"/>
-              </w:rPr>
-              <w:t>get</w:t>
-            </w:r>
-            <w:proofErr w:type="gramEnd"/>
-            <w:r>
-              <w:rPr>
-                <w:sz w:val="19"/>
-                <w:szCs w:val="19"/>
-              </w:rPr>
-              <w:t xml:space="preserve"> svc heart-</w:t>
+              <w:t xml:space="preserve"> get svc heart-</w:t>
             </w:r>
             <w:proofErr w:type="spellStart"/>
             <w:r>
@@ -6873,18 +6724,22 @@
           <w:sz w:val="18"/>
           <w:szCs w:val="18"/>
         </w:rPr>
-        <w:t>": 25.62, "client": "127.0.</w:t>
-      </w:r>
-      <w:proofErr w:type="gramStart"/>
+        <w:t>": 25.62, "client": "127.0.0.1"}</w:t>
+      </w:r>
+    </w:p>
+    <w:p>
+      <w:pPr>
+        <w:shd w:val="clear" w:color="auto" w:fill="F3F3F3"/>
+        <w:spacing w:after="40"/>
+      </w:pPr>
       <w:r>
         <w:rPr>
           <w:rFonts w:ascii="Consolas" w:eastAsia="Consolas" w:hAnsi="Consolas" w:cs="Consolas"/>
           <w:sz w:val="18"/>
           <w:szCs w:val="18"/>
         </w:rPr>
-        <w:t>0.1"}</w:t>
-      </w:r>
-      <w:proofErr w:type="gramEnd"/>
+        <w:t>{"event": "prediction", "prediction": 0, "confidence": 0.9741}</w:t>
+      </w:r>
     </w:p>
     <w:p>
       <w:pPr>
@@ -6897,83 +6752,59 @@
           <w:sz w:val="18"/>
           <w:szCs w:val="18"/>
         </w:rPr>
-        <w:t>{"event": "prediction", "prediction": 0, "confidence": 0.9741}</w:t>
-      </w:r>
-    </w:p>
-    <w:p>
-      <w:pPr>
-        <w:shd w:val="clear" w:color="auto" w:fill="F3F3F3"/>
-        <w:spacing w:after="40"/>
-      </w:pPr>
+        <w:lastRenderedPageBreak/>
+        <w:t>{"event": "request", "</w:t>
+      </w:r>
+      <w:proofErr w:type="spellStart"/>
       <w:r>
         <w:rPr>
           <w:rFonts w:ascii="Consolas" w:eastAsia="Consolas" w:hAnsi="Consolas" w:cs="Consolas"/>
           <w:sz w:val="18"/>
           <w:szCs w:val="18"/>
         </w:rPr>
-        <w:lastRenderedPageBreak/>
-        <w:t>{"event": "request", "</w:t>
-      </w:r>
-      <w:proofErr w:type="spellStart"/>
+        <w:t>request_id</w:t>
+      </w:r>
+      <w:proofErr w:type="spellEnd"/>
       <w:r>
         <w:rPr>
           <w:rFonts w:ascii="Consolas" w:eastAsia="Consolas" w:hAnsi="Consolas" w:cs="Consolas"/>
           <w:sz w:val="18"/>
           <w:szCs w:val="18"/>
         </w:rPr>
-        <w:t>request_id</w:t>
-      </w:r>
-      <w:proofErr w:type="spellEnd"/>
+        <w:t>": "6d15e021", "method": "POST", "path": "/predict",</w:t>
+      </w:r>
+    </w:p>
+    <w:p>
+      <w:pPr>
+        <w:shd w:val="clear" w:color="auto" w:fill="F3F3F3"/>
+        <w:spacing w:after="40"/>
+      </w:pPr>
       <w:r>
         <w:rPr>
           <w:rFonts w:ascii="Consolas" w:eastAsia="Consolas" w:hAnsi="Consolas" w:cs="Consolas"/>
           <w:sz w:val="18"/>
           <w:szCs w:val="18"/>
         </w:rPr>
-        <w:t>": "6d15e021", "method": "POST", "path": "/predict",</w:t>
-      </w:r>
-    </w:p>
-    <w:p>
-      <w:pPr>
-        <w:shd w:val="clear" w:color="auto" w:fill="F3F3F3"/>
-        <w:spacing w:after="40"/>
-      </w:pPr>
+        <w:t xml:space="preserve">  "status": 422, "</w:t>
+      </w:r>
+      <w:proofErr w:type="spellStart"/>
       <w:r>
         <w:rPr>
           <w:rFonts w:ascii="Consolas" w:eastAsia="Consolas" w:hAnsi="Consolas" w:cs="Consolas"/>
           <w:sz w:val="18"/>
           <w:szCs w:val="18"/>
         </w:rPr>
-        <w:t xml:space="preserve">  "status": 422, "</w:t>
-      </w:r>
-      <w:proofErr w:type="spellStart"/>
+        <w:t>latency_ms</w:t>
+      </w:r>
+      <w:proofErr w:type="spellEnd"/>
       <w:r>
         <w:rPr>
           <w:rFonts w:ascii="Consolas" w:eastAsia="Consolas" w:hAnsi="Consolas" w:cs="Consolas"/>
           <w:sz w:val="18"/>
           <w:szCs w:val="18"/>
         </w:rPr>
-        <w:t>latency_ms</w:t>
-      </w:r>
-      <w:proofErr w:type="spellEnd"/>
-      <w:r>
-        <w:rPr>
-          <w:rFonts w:ascii="Consolas" w:eastAsia="Consolas" w:hAnsi="Consolas" w:cs="Consolas"/>
-          <w:sz w:val="18"/>
-          <w:szCs w:val="18"/>
-        </w:rPr>
-        <w:t>": 0.57, "client": "127.0.</w:t>
-      </w:r>
-      <w:proofErr w:type="gramStart"/>
-      <w:r>
-        <w:rPr>
-          <w:rFonts w:ascii="Consolas" w:eastAsia="Consolas" w:hAnsi="Consolas" w:cs="Consolas"/>
-          <w:sz w:val="18"/>
-          <w:szCs w:val="18"/>
-        </w:rPr>
-        <w:t>0.1"}</w:t>
-      </w:r>
-      <w:proofErr w:type="gramEnd"/>
+        <w:t>": 0.57, "client": "127.0.0.1"}</w:t>
+      </w:r>
     </w:p>
     <w:p>
       <w:pPr>
@@ -7118,21 +6949,12 @@
               <w:t>{</w:t>
             </w:r>
             <w:proofErr w:type="spellStart"/>
-            <w:proofErr w:type="gramStart"/>
-            <w:r>
-              <w:rPr>
-                <w:sz w:val="19"/>
-                <w:szCs w:val="19"/>
-              </w:rPr>
-              <w:t>method,path</w:t>
-            </w:r>
-            <w:proofErr w:type="gramEnd"/>
-            <w:r>
-              <w:rPr>
-                <w:sz w:val="19"/>
-                <w:szCs w:val="19"/>
-              </w:rPr>
-              <w:t>,status</w:t>
+            <w:r>
+              <w:rPr>
+                <w:sz w:val="19"/>
+                <w:szCs w:val="19"/>
+              </w:rPr>
+              <w:t>method,path,status</w:t>
             </w:r>
             <w:proofErr w:type="spellEnd"/>
             <w:r>
@@ -7843,15 +7665,7 @@
         <w:spacing w:after="60"/>
       </w:pPr>
       <w:r>
-        <w:t xml:space="preserve">The dataset is not representative of a general </w:t>
-      </w:r>
-      <w:proofErr w:type="gramStart"/>
-      <w:r>
-        <w:t>population</w:t>
-      </w:r>
-      <w:proofErr w:type="gramEnd"/>
-      <w:r>
-        <w:t xml:space="preserve"> and the tool is for educational purposes only; it is not a medical device.</w:t>
+        <w:t>The dataset is not representative of a general population and the tool is for educational purposes only; it is not a medical device.</w:t>
       </w:r>
     </w:p>
     <w:p>
@@ -8868,6 +8682,18 @@
       </w:tblBorders>
     </w:tblPr>
   </w:style>
+  <w:style w:type="character" w:styleId="UnresolvedMention">
+    <w:name w:val="Unresolved Mention"/>
+    <w:basedOn w:val="DefaultParagraphFont"/>
+    <w:uiPriority w:val="99"/>
+    <w:semiHidden/>
+    <w:unhideWhenUsed/>
+    <w:rsid w:val="00F11BCD"/>
+    <w:rPr>
+      <w:color w:val="605E5C"/>
+      <w:shd w:val="clear" w:color="auto" w:fill="E1DFDD"/>
+    </w:rPr>
+  </w:style>
 </w:styles>
 </file>
 
